--- a/VCU/方程式/方程式/FSAC测试台架说明.docx
+++ b/VCU/方程式/方程式/FSAC测试台架说明.docx
@@ -2,6 +2,11 @@
 <file path=word/document.xml><?xml version="1.0" encoding="utf-8"?>
 <w:document xmlns:wpc="http://schemas.microsoft.com/office/word/2010/wordprocessingCanvas" xmlns:mc="http://schemas.openxmlformats.org/markup-compatibility/2006" xmlns:o="urn:schemas-microsoft-com:office:office" xmlns:r="http://schemas.openxmlformats.org/officeDocument/2006/relationships" xmlns:m="http://schemas.openxmlformats.org/officeDocument/2006/math" xmlns:v="urn:schemas-microsoft-com:vml" xmlns:wp14="http://schemas.microsoft.com/office/word/2010/wordprocessingDrawing" xmlns:wp="http://schemas.openxmlformats.org/drawingml/2006/wordprocessingDrawing" xmlns:w="http://schemas.openxmlformats.org/wordprocessingml/2006/main" xmlns:w14="http://schemas.microsoft.com/office/word/2010/wordml" xmlns:w10="urn:schemas-microsoft-com:office:word" xmlns:w15="http://schemas.microsoft.com/office/word/2012/wordml" xmlns:wpg="http://schemas.microsoft.com/office/word/2010/wordprocessingGroup" xmlns:wpi="http://schemas.microsoft.com/office/word/2010/wordprocessingInk" xmlns:wne="http://schemas.microsoft.com/office/word/2006/wordml" xmlns:wps="http://schemas.microsoft.com/office/word/2010/wordprocessingShape" xmlns:wpsCustomData="http://www.wps.cn/officeDocument/2013/wpsCustomData" mc:Ignorable="w14 w15 wp14">
   <w:body>
+    <w:p>
+      <w:r>
+        <w:t>2026年10月16日校订  台架按现用网表及新接口方案：BSPD 24V四路油压；EBS主支路24V、安全回路DCDC后12V；RES G0B1/Si4463及CAN 0x510/0x511/0x512。图中旧接口名仅供追溯，完整逐针定义见设计报告/答辩准备_20261016/全车接口与信号索引.md。</w:t>
+      </w:r>
+    </w:p>
     <w:p>
       <w:pPr>
         <w:pStyle w:val="2"/>
@@ -400,7 +405,7 @@
           <w:rFonts w:hint="eastAsia"/>
           <w:lang w:val="en-US" w:eastAsia="zh-CN"/>
         </w:rPr>
-        <w:t>输入：AIR_BREAK_LINE：高压继电器断路标志信号；AIR_ON_STATE：高压继电器闭合指示信号；VS/VA：电压传感器信号；指示电池箱内/外是否通高压；MP/MN/PreC：高压主正、主负、预充继电器闭合状态指示信号。</w:t>
+        <w:t>输入：AIR_BREAK_LINE：继电器状态一致性或断线信号，旧名与现ACTUAL/#需对照；AIR_ON_STATE：高压继电器闭合指示信号；VS/VA：电压传感器信号；指示电池箱内/外是否通高压；MP/MN/PreC：高压主正、主负、预充继电器闭合状态指示信号。</w:t>
       </w:r>
     </w:p>
     <w:p>
@@ -660,7 +665,7 @@
           <w:rFonts w:hint="eastAsia"/>
           <w:lang w:val="en-US" w:eastAsia="zh-CN"/>
         </w:rPr>
-        <w:t>逻辑：IMD（绝缘检测装置）、BMS（电池管理系统）、RES（远程制动系统）出现错误时锁存信号，保持安全回路（图中SDC）断开（高压继电器线圈通电断开），直到手动给出信号重置。</w:t>
+        <w:t>逻辑：IMD（绝缘检测装置）、BMS（电池管理系统）、RES（远程急停系统）出现错误时锁存信号，保持安全回路（图中SDC）断开（撤销安全回路许可使高压继电器释放断开，需按最终线圈/触点图核对），直到手动给出信号重置。</w:t>
       </w:r>
     </w:p>
     <w:p>
@@ -835,7 +840,7 @@
           <w:rFonts w:hint="eastAsia"/>
           <w:lang w:val="en-US" w:eastAsia="zh-CN"/>
         </w:rPr>
-        <w:t>引脚说明：I_IN：电流传感器信号，用于指示电机功率。OP1/2_IN：油压传感器信号，指示用力制动。</w:t>
+        <w:t>引脚说明：I_IN：电流传感器信号，用于指示电机功率。OIL1～OIL4：四路油压传感器信号，指示用力制动。</w:t>
       </w:r>
     </w:p>
     <w:p>
